--- a/常用网站及账号.docx
+++ b/常用网站及账号.docx
@@ -63,62 +63,85 @@
     <w:p>
       <w:pPr>
         <w:rPr>
+          <w:rFonts w:hint="eastAsia"/>
+          <w:lang w:val="en-US" w:eastAsia="zh-CN"/>
+        </w:rPr>
+      </w:pPr>
+      <w:r>
+        <w:rPr>
+          <w:rFonts w:hint="eastAsia"/>
+          <w:lang w:val="en-US" w:eastAsia="zh-CN"/>
+        </w:rPr>
+        <w:t xml:space="preserve">Github : </w:t>
+      </w:r>
+      <w:r>
+        <w:rPr>
           <w:rFonts w:hint="default" w:eastAsiaTheme="minorEastAsia"/>
           <w:lang w:val="en-US" w:eastAsia="zh-CN"/>
         </w:rPr>
+        <w:fldChar w:fldCharType="begin"/>
+      </w:r>
+      <w:r>
+        <w:rPr>
+          <w:rFonts w:hint="default" w:eastAsiaTheme="minorEastAsia"/>
+          <w:lang w:val="en-US" w:eastAsia="zh-CN"/>
+        </w:rPr>
+        <w:instrText xml:space="preserve"> HYPERLINK "mailto:2849402866@qq.com" </w:instrText>
+      </w:r>
+      <w:r>
+        <w:rPr>
+          <w:rFonts w:hint="default" w:eastAsiaTheme="minorEastAsia"/>
+          <w:lang w:val="en-US" w:eastAsia="zh-CN"/>
+        </w:rPr>
+        <w:fldChar w:fldCharType="separate"/>
+      </w:r>
+      <w:r>
+        <w:rPr>
+          <w:rStyle w:val="4"/>
+          <w:rFonts w:hint="default" w:eastAsiaTheme="minorEastAsia"/>
+          <w:lang w:val="en-US" w:eastAsia="zh-CN"/>
+        </w:rPr>
+        <w:t>2849402866@qq.com</w:t>
+      </w:r>
+      <w:r>
+        <w:rPr>
+          <w:rFonts w:hint="default" w:eastAsiaTheme="minorEastAsia"/>
+          <w:lang w:val="en-US" w:eastAsia="zh-CN"/>
+        </w:rPr>
+        <w:fldChar w:fldCharType="end"/>
+      </w:r>
+      <w:r>
+        <w:rPr>
+          <w:rFonts w:hint="eastAsia"/>
+          <w:lang w:val="en-US" w:eastAsia="zh-CN"/>
+        </w:rPr>
+        <w:t xml:space="preserve">   git520520</w:t>
+      </w:r>
+    </w:p>
+    <w:p>
+      <w:pPr>
+        <w:rPr>
+          <w:rFonts w:hint="eastAsia"/>
+          <w:lang w:val="en-US" w:eastAsia="zh-CN"/>
+        </w:rPr>
       </w:pPr>
-      <w:r>
-        <w:rPr>
-          <w:rFonts w:hint="eastAsia"/>
-          <w:lang w:val="en-US" w:eastAsia="zh-CN"/>
-        </w:rPr>
-        <w:t xml:space="preserve">Github : </w:t>
+    </w:p>
+    <w:p>
+      <w:pPr>
+        <w:rPr>
+          <w:rFonts w:hint="default"/>
+          <w:lang w:val="en-US" w:eastAsia="zh-CN"/>
+        </w:rPr>
+      </w:pPr>
+      <w:r>
+        <w:rPr>
+          <w:rFonts w:hint="eastAsia"/>
+          <w:lang w:val="en-US" w:eastAsia="zh-CN"/>
+        </w:rPr>
+        <w:t>qqq</w:t>
       </w:r>
       <w:bookmarkStart w:id="0" w:name="_GoBack"/>
       <w:bookmarkEnd w:id="0"/>
-      <w:r>
-        <w:rPr>
-          <w:rFonts w:hint="default" w:eastAsiaTheme="minorEastAsia"/>
-          <w:lang w:val="en-US" w:eastAsia="zh-CN"/>
-        </w:rPr>
-        <w:fldChar w:fldCharType="begin"/>
-      </w:r>
-      <w:r>
-        <w:rPr>
-          <w:rFonts w:hint="default" w:eastAsiaTheme="minorEastAsia"/>
-          <w:lang w:val="en-US" w:eastAsia="zh-CN"/>
-        </w:rPr>
-        <w:instrText xml:space="preserve"> HYPERLINK "mailto:2849402866@qq.com" </w:instrText>
-      </w:r>
-      <w:r>
-        <w:rPr>
-          <w:rFonts w:hint="default" w:eastAsiaTheme="minorEastAsia"/>
-          <w:lang w:val="en-US" w:eastAsia="zh-CN"/>
-        </w:rPr>
-        <w:fldChar w:fldCharType="separate"/>
-      </w:r>
-      <w:r>
-        <w:rPr>
-          <w:rStyle w:val="4"/>
-          <w:rFonts w:hint="default" w:eastAsiaTheme="minorEastAsia"/>
-          <w:lang w:val="en-US" w:eastAsia="zh-CN"/>
-        </w:rPr>
-        <w:t>2849402866@qq.com</w:t>
-      </w:r>
-      <w:r>
-        <w:rPr>
-          <w:rFonts w:hint="default" w:eastAsiaTheme="minorEastAsia"/>
-          <w:lang w:val="en-US" w:eastAsia="zh-CN"/>
-        </w:rPr>
-        <w:fldChar w:fldCharType="end"/>
-      </w:r>
-      <w:r>
-        <w:rPr>
-          <w:rFonts w:hint="eastAsia"/>
-          <w:lang w:val="en-US" w:eastAsia="zh-CN"/>
-        </w:rPr>
-        <w:t xml:space="preserve">   git520520</w:t>
-      </w:r>
     </w:p>
     <w:sectPr>
       <w:pgSz w:w="11906" w:h="16838"/>
